--- a/docs/publications/aan-training-program/AAN_Labs_Overview.docx
+++ b/docs/publications/aan-training-program/AAN_Labs_Overview.docx
@@ -843,7 +843,7 @@
         <w:rPr>
           <w:sz w:val="22"/>
         </w:rPr>
-        <w:t>Modules B2 (SD-WAN/SASE) and B6 (continuity/SBOM/governance) intentionally have no tenant page yet: B2 needs vendor SD-WAN gear or eval licenses (track via the vendor catalog), and B6's labs are document- and CI-shaped (SBOM workflow on any repo, tabletop exercise) — they run anywhere.</w:t>
+        <w:t>Modules B2 (SD-WAN/SASE), B6 (continuity/SBOM/governance), and B7 (authorize &amp; operate) intentionally have no tenant page yet: B2 needs vendor SD-WAN gear or eval licenses (track via the vendor catalog), while B6's and B7's labs are document- and CI-shaped (SBOM workflow on any repo, tabletop exercise, OSCAL bundle generation, training-record JSON validation) — they run anywhere, Tier F.</w:t>
       </w:r>
     </w:p>
     <w:p>

--- a/docs/publications/aan-training-program/AAN_Labs_Overview.docx
+++ b/docs/publications/aan-training-program/AAN_Labs_Overview.docx
@@ -404,7 +404,7 @@
         <w:rPr>
           <w:sz w:val="22"/>
         </w:rPr>
-        <w:t xml:space="preserve"> Where a lab creates a Conditional Access or DLP policy, it is created in report-only/simulation mode — the same discipline Books 07 and 09 mandate for production.</w:t>
+        <w:t xml:space="preserve"> Where a lab creates a Conditional Access or DLP policy, it is created in report-only/simulation mode — the same discipline Books 10 and 12 mandate for production.</w:t>
       </w:r>
     </w:p>
     <w:p>
@@ -435,7 +435,7 @@
         <w:rPr>
           <w:sz w:val="22"/>
         </w:rPr>
-        <w:t>, mirroring Book 07's ordering.</w:t>
+        <w:t>, mirroring Book 10's ordering.</w:t>
       </w:r>
     </w:p>
     <w:p>
@@ -670,7 +670,7 @@
               <w:rPr>
                 <w:sz w:val="18"/>
               </w:rPr>
-              <w:t>PIM &amp; privileged access lab (Book 07)</w:t>
+              <w:t>PIM &amp; privileged access lab (Book 10)</w:t>
             </w:r>
           </w:p>
         </w:tc>
@@ -684,7 +684,7 @@
               <w:rPr>
                 <w:sz w:val="18"/>
               </w:rPr>
-              <w:t>B4</w:t>
+              <w:t>B5</w:t>
             </w:r>
           </w:p>
         </w:tc>
@@ -728,7 +728,7 @@
               <w:rPr>
                 <w:sz w:val="18"/>
               </w:rPr>
-              <w:t>Sentinel detection lab (Books 08/10)</w:t>
+              <w:t>Sentinel detection lab (Books 11/13)</w:t>
             </w:r>
           </w:p>
         </w:tc>
@@ -742,7 +742,7 @@
               <w:rPr>
                 <w:sz w:val="18"/>
               </w:rPr>
-              <w:t>B5</w:t>
+              <w:t>B6</w:t>
             </w:r>
           </w:p>
         </w:tc>
@@ -786,7 +786,7 @@
               <w:rPr>
                 <w:sz w:val="18"/>
               </w:rPr>
-              <w:t>Purview data-protection lab (Book 09)</w:t>
+              <w:t>Purview data-protection lab (Book 12)</w:t>
             </w:r>
           </w:p>
         </w:tc>
@@ -800,7 +800,7 @@
               <w:rPr>
                 <w:sz w:val="18"/>
               </w:rPr>
-              <w:t>B5</w:t>
+              <w:t>B6</w:t>
             </w:r>
           </w:p>
         </w:tc>
@@ -843,7 +843,7 @@
         <w:rPr>
           <w:sz w:val="22"/>
         </w:rPr>
-        <w:t>Modules B2 (SD-WAN/SASE), B6 (continuity/SBOM/governance), and B7 (authorize &amp; operate) intentionally have no tenant page yet: B2 needs vendor SD-WAN gear or eval licenses (track via the vendor catalog), while B6's and B7's labs are document- and CI-shaped (SBOM workflow on any repo, tabletop exercise, OSCAL bundle generation, training-record JSON validation) — they run anywhere, Tier F.</w:t>
+        <w:t>Modules B3 (network/telecom SD-WAN/SASE), B7 (resilience/governance), and B8 (authorize &amp; operate) intentionally have no tenant page yet: B3 needs vendor SD-WAN gear or eval licenses (track via the vendor catalog), while B7's and B8's labs are document- and CI-shaped (SBOM workflow on any repo, tabletop exercise, OSCAL bundle generation, training-record JSON validation) — they run anywhere, Tier F.</w:t>
       </w:r>
     </w:p>
     <w:p>
